--- a/결과물/출고_FR_20260929/혼공독해교재_공통영어2_YBM(박)_1과FurtherReading_04_실전모의.docx
+++ b/결과물/출고_FR_20260929/혼공독해교재_공통영어2_YBM(박)_1과FurtherReading_04_실전모의.docx
@@ -363,7 +363,7 @@
               <w:szCs w:val="20"/>
               <w:u w:val="single"/>
             </w:rPr>
-            <w:t xml:space="preserve">it doesn’t always mean that it is true</w:t>
+            <w:t xml:space="preserve">falling into this trap</w:t>
           </w:r>
           <w:r>
             <w:rPr>
@@ -372,7 +372,7 @@
               <w:sz w:val="20"/>
               <w:szCs w:val="20"/>
             </w:rPr>
-            <w:t xml:space="preserve">가 다음 글에서 의미하는 바로 가장 적절한 것은?</w:t>
+            <w:t xml:space="preserve">이 다음 글에서 의미하는 바로 가장 적절한 것은?</w:t>
           </w:r>
         </w:p>
         <w:p>
@@ -389,7 +389,7 @@
               <w:sz w:val="20"/>
               <w:szCs w:val="20"/>
             </w:rPr>
-            <w:t xml:space="preserve">This can distort your understanding of reality, and limit your ability to think critically and engage in meaningful debates. Worse still, an echo chamber may foster social division, making collaboration on common issues challenging. To avoid falling into this trap, you must actively seek diverse sources of information and engage with people who have different views. Always remember to check the information you receive, and keep an open mind when discussing new ideas. Even if you really want something to be true, </w:t>
+            <w:t xml:space="preserve">This can distort your understanding of reality, and limit your ability to think critically and engage in meaningful debates. Worse still, an echo chamber may foster social division, making collaboration on common issues challenging. To avoid </w:t>
           </w:r>
           <w:r>
             <w:rPr>
@@ -399,16 +399,16 @@
               <w:szCs w:val="20"/>
               <w:u w:val="single"/>
             </w:rPr>
-            <w:t xml:space="preserve">it doesn’t always mean that it is true</w:t>
-          </w:r>
-          <w:r>
-            <w:rPr>
-              <w:rFonts w:ascii="Times New Roman" w:hAnsi="Times New Roman"/>
-              <w:color w:val="000000"/>
-              <w:sz w:val="20"/>
-              <w:szCs w:val="20"/>
-            </w:rPr>
-            <w:t xml:space="preserve">.</w:t>
+            <w:t xml:space="preserve">falling into this trap</w:t>
+          </w:r>
+          <w:r>
+            <w:rPr>
+              <w:rFonts w:ascii="Times New Roman" w:hAnsi="Times New Roman"/>
+              <w:color w:val="000000"/>
+              <w:sz w:val="20"/>
+              <w:szCs w:val="20"/>
+            </w:rPr>
+            <w:t xml:space="preserve">, you must actively seek diverse sources of information and engage with people who have different views. Always remember to check the information you receive, and keep an open mind when discussing new ideas. Even if you really want something to be true, it doesn’t always mean that it is true.</w:t>
           </w:r>
         </w:p>
         <w:p>
@@ -446,7 +446,7 @@
               <w:b w:val="0"/>
               <w:bCs w:val="0"/>
             </w:rPr>
-            <w:t xml:space="preserve">Wishing that an idea is true does not make it a fact.</w:t>
+            <w:t xml:space="preserve">being surrounded only by views similar to your own</w:t>
           </w:r>
         </w:p>
         <w:p>
@@ -484,7 +484,7 @@
               <w:b w:val="0"/>
               <w:bCs w:val="0"/>
             </w:rPr>
-            <w:t xml:space="preserve">Most information on social media turns out to be false.</w:t>
+            <w:t xml:space="preserve">believing every piece of information you find online</w:t>
           </w:r>
         </w:p>
         <w:p>
@@ -522,7 +522,7 @@
               <w:b w:val="0"/>
               <w:bCs w:val="0"/>
             </w:rPr>
-            <w:t xml:space="preserve">You should never trust your own opinions.</w:t>
+            <w:t xml:space="preserve">arguing with people whose opinions differ from yours</w:t>
           </w:r>
         </w:p>
         <w:p>
@@ -560,7 +560,7 @@
               <w:b w:val="0"/>
               <w:bCs w:val="0"/>
             </w:rPr>
-            <w:t xml:space="preserve">Something becomes true when many people agree with it.</w:t>
+            <w:t xml:space="preserve">losing interest in social issues that affect everyone</w:t>
           </w:r>
         </w:p>
         <w:p>
@@ -598,7 +598,7 @@
               <w:b w:val="0"/>
               <w:bCs w:val="0"/>
             </w:rPr>
-            <w:t xml:space="preserve">New ideas are usually more accurate than old ones.</w:t>
+            <w:t xml:space="preserve">spreading false news without checking the facts</w:t>
           </w:r>
         </w:p>
         <w:p>
